--- a/Pregrado/Trabajo de grado 2/Clases/Recursos/ACAs/ACA Final (32,8%) - Avance consolidado hacia TG3.docx
+++ b/Pregrado/Trabajo de grado 2/Clases/Recursos/ACAs/ACA Final (32,8%) - Avance consolidado hacia TG3.docx
@@ -2445,7 +2445,7 @@
           <w:color w:val="2B2B2B"/>
           <w:sz w:val="22"/>
         </w:rPr>
-        <w:t xml:space="preserve"> (09/11) es la última sincrónica antes de la recepción. La </w:t>
+        <w:t xml:space="preserve"> (09/11/2026 · Cierre del avance · preparación para TG3) es la última sincrónica antes de la recepción. La </w:t>
       </w:r>
       <w:r>
         <w:rPr>

--- a/Pregrado/Trabajo de grado 2/Clases/Recursos/ACAs/ACA Final (32,8%) - Avance consolidado hacia TG3.docx
+++ b/Pregrado/Trabajo de grado 2/Clases/Recursos/ACAs/ACA Final (32,8%) - Avance consolidado hacia TG3.docx
@@ -430,7 +430,7 @@
           <w:color w:val="2B2B2B"/>
           <w:sz w:val="22"/>
         </w:rPr>
-        <w:t xml:space="preserve"> (sáb · fecha de cierre institucional; el día de clase del curso es lun).</w:t>
+        <w:t xml:space="preserve"> (sáb · fecha de recepción de trabajos; el día de clase del curso es lun).</w:t>
       </w:r>
     </w:p>
     <w:p>
